--- a/House Notes (Internal)/HN_ Elmerville Hummingbird Crossing.docx
+++ b/House Notes (Internal)/HN_ Elmerville Hummingbird Crossing.docx
@@ -83,7 +83,7 @@
     </w:p>
     <w:p>
       <w:pPr>
-        <w:pStyle w:val="Heading1"/>
+        <w:spacing w:after="30" w:before="30" w:lineRule="auto"/>
         <w:rPr>
           <w:rFonts w:ascii="Roboto" w:cs="Roboto" w:eastAsia="Roboto" w:hAnsi="Roboto"/>
           <w:color w:val="ff0000"/>
@@ -91,140 +91,15 @@
           <w:szCs w:val="24"/>
         </w:rPr>
       </w:pPr>
-      <w:bookmarkStart w:colFirst="0" w:colLast="0" w:name="_lwcz9chs7fry" w:id="0"/>
-      <w:bookmarkEnd w:id="0"/>
-      <w:r>
-        <w:rPr>
+      <w:r>
+        <w:rPr>
+          <w:rFonts w:ascii="Roboto" w:cs="Roboto" w:eastAsia="Roboto" w:hAnsi="Roboto"/>
           <w:color w:val="ff0000"/>
-          <w:rtl w:val="0"/>
-        </w:rPr>
-        <w:t xml:space="preserve">Property Inspection Log</w:t>
-      </w:r>
-      <w:r>
-        <w:rPr>
-          <w:color w:val="ff0000"/>
-          <w:rtl w:val="0"/>
-        </w:rPr>
-        <w:t xml:space="preserve">: </w:t>
-      </w:r>
-      <w:r>
-        <w:rPr>
-          <w:rtl w:val="0"/>
-        </w:rPr>
-      </w:r>
-    </w:p>
-    <w:p>
-      <w:pPr>
-        <w:rPr>
-          <w:rFonts w:ascii="Roboto" w:cs="Roboto" w:eastAsia="Roboto" w:hAnsi="Roboto"/>
-          <w:b w:val="1"/>
-          <w:color w:val="ff0000"/>
-          <w:sz w:val="24"/>
-          <w:szCs w:val="24"/>
-        </w:rPr>
-      </w:pPr>
-      <w:r>
-        <w:rPr>
-          <w:rtl w:val="0"/>
-        </w:rPr>
-      </w:r>
-    </w:p>
-    <w:p>
-      <w:pPr>
-        <w:rPr>
-          <w:rFonts w:ascii="Roboto" w:cs="Roboto" w:eastAsia="Roboto" w:hAnsi="Roboto"/>
-          <w:color w:val="ff0000"/>
-          <w:sz w:val="24"/>
-          <w:szCs w:val="24"/>
-        </w:rPr>
-      </w:pPr>
-      <w:r>
-        <w:rPr>
-          <w:rFonts w:ascii="Roboto" w:cs="Roboto" w:eastAsia="Roboto" w:hAnsi="Roboto"/>
-          <w:b w:val="1"/>
-          <w:color w:val="ff0000"/>
-          <w:sz w:val="24"/>
-          <w:szCs w:val="24"/>
-          <w:rtl w:val="0"/>
-        </w:rPr>
-        <w:t xml:space="preserve">Date of Notes:</w:t>
-      </w:r>
-      <w:r>
-        <w:rPr>
-          <w:rFonts w:ascii="Roboto" w:cs="Roboto" w:eastAsia="Roboto" w:hAnsi="Roboto"/>
-          <w:color w:val="ff0000"/>
-          <w:sz w:val="24"/>
-          <w:szCs w:val="24"/>
-          <w:rtl w:val="0"/>
-        </w:rPr>
-        <w:t xml:space="preserve"> 12/16/2024</w:t>
-      </w:r>
-    </w:p>
-    <w:p>
-      <w:pPr>
-        <w:rPr>
-          <w:rFonts w:ascii="Roboto" w:cs="Roboto" w:eastAsia="Roboto" w:hAnsi="Roboto"/>
-          <w:color w:val="ff0000"/>
-          <w:sz w:val="24"/>
-          <w:szCs w:val="24"/>
-        </w:rPr>
-      </w:pPr>
-      <w:r>
-        <w:rPr>
-          <w:rFonts w:ascii="Roboto" w:cs="Roboto" w:eastAsia="Roboto" w:hAnsi="Roboto"/>
-          <w:b w:val="1"/>
-          <w:color w:val="ff0000"/>
-          <w:sz w:val="24"/>
-          <w:szCs w:val="24"/>
-          <w:rtl w:val="0"/>
-        </w:rPr>
-        <w:t xml:space="preserve">Next Inspection Scheduled:</w:t>
-      </w:r>
-      <w:r>
-        <w:rPr>
-          <w:rFonts w:ascii="Roboto" w:cs="Roboto" w:eastAsia="Roboto" w:hAnsi="Roboto"/>
-          <w:color w:val="ff0000"/>
-          <w:sz w:val="24"/>
-          <w:szCs w:val="24"/>
-          <w:rtl w:val="0"/>
-        </w:rPr>
-        <w:t xml:space="preserve"> </w:t>
-      </w:r>
-    </w:p>
-    <w:p>
-      <w:pPr>
-        <w:ind w:left="0" w:firstLine="0"/>
-        <w:rPr>
-          <w:rFonts w:ascii="Roboto" w:cs="Roboto" w:eastAsia="Roboto" w:hAnsi="Roboto"/>
-          <w:color w:val="ff0000"/>
-          <w:sz w:val="24"/>
-          <w:szCs w:val="24"/>
-        </w:rPr>
-      </w:pPr>
-      <w:r>
-        <w:rPr>
-          <w:rtl w:val="0"/>
-        </w:rPr>
-      </w:r>
-    </w:p>
-    <w:p>
-      <w:pPr>
-        <w:rPr>
-          <w:rFonts w:ascii="Roboto" w:cs="Roboto" w:eastAsia="Roboto" w:hAnsi="Roboto"/>
-          <w:color w:val="ff0000"/>
-          <w:sz w:val="24"/>
-          <w:szCs w:val="24"/>
-        </w:rPr>
-      </w:pPr>
-      <w:r>
-        <w:rPr>
-          <w:rFonts w:ascii="Roboto" w:cs="Roboto" w:eastAsia="Roboto" w:hAnsi="Roboto"/>
-          <w:color w:val="ff0000"/>
-          <w:sz w:val="24"/>
-          <w:szCs w:val="24"/>
-          <w:rtl w:val="0"/>
-        </w:rPr>
-        <w:t xml:space="preserve">12/16/2024</w:t>
+          <w:sz w:val="24"/>
+          <w:szCs w:val="24"/>
+          <w:rtl w:val="0"/>
+        </w:rPr>
+        <w:t xml:space="preserve">July 6 Handyman items needed per Dennis’s text:</w:t>
       </w:r>
     </w:p>
     <w:p>
@@ -249,17 +124,17 @@
           <w:szCs w:val="20"/>
           <w:rtl w:val="0"/>
         </w:rPr>
-        <w:t xml:space="preserve">Implement: </w:t>
-      </w:r>
-    </w:p>
-    <w:p>
-      <w:pPr>
-        <w:numPr>
-          <w:ilvl w:val="1"/>
+        <w:t xml:space="preserve">Install curtains </w:t>
+      </w:r>
+    </w:p>
+    <w:p>
+      <w:pPr>
+        <w:numPr>
+          <w:ilvl w:val="0"/>
           <w:numId w:val="2"/>
         </w:numPr>
         <w:spacing w:after="0" w:afterAutospacing="0" w:before="0" w:beforeAutospacing="0" w:lineRule="auto"/>
-        <w:ind w:left="1440" w:hanging="360"/>
+        <w:ind w:left="720" w:hanging="360"/>
         <w:rPr>
           <w:color w:val="ff0000"/>
           <w:sz w:val="20"/>
@@ -269,75 +144,12 @@
       <w:r>
         <w:rPr>
           <w:rFonts w:ascii="Roboto" w:cs="Roboto" w:eastAsia="Roboto" w:hAnsi="Roboto"/>
-          <w:b w:val="1"/>
-          <w:color w:val="1f1f1f"/>
-          <w:sz w:val="21"/>
-          <w:szCs w:val="21"/>
-          <w:shd w:fill="f0f4f9" w:val="clear"/>
-          <w:rtl w:val="0"/>
-        </w:rPr>
-        <w:t xml:space="preserve">From HumC Touchstay: Extended Early Check-In</w:t>
-      </w:r>
-      <w:r>
-        <w:rPr>
-          <w:rFonts w:ascii="Roboto" w:cs="Roboto" w:eastAsia="Roboto" w:hAnsi="Roboto"/>
-          <w:color w:val="1f1f1f"/>
-          <w:sz w:val="21"/>
-          <w:szCs w:val="21"/>
-          <w:shd w:fill="f0f4f9" w:val="clear"/>
-          <w:rtl w:val="0"/>
-        </w:rPr>
-        <w:t xml:space="preserve">: Need more time? If available, we offer check-in earlier than 2:00 PM for $20/hour. Let us know your desired time, and we’ll confirm and apply the charge</w:t>
-      </w:r>
-    </w:p>
-    <w:p>
-      <w:pPr>
-        <w:numPr>
-          <w:ilvl w:val="0"/>
-          <w:numId w:val="2"/>
-        </w:numPr>
-        <w:spacing w:after="0" w:afterAutospacing="0" w:before="0" w:beforeAutospacing="0" w:lineRule="auto"/>
-        <w:ind w:left="720" w:hanging="360"/>
-        <w:rPr>
           <w:color w:val="ff0000"/>
           <w:sz w:val="20"/>
           <w:szCs w:val="20"/>
-        </w:rPr>
-      </w:pPr>
-      <w:r>
-        <w:rPr>
-          <w:rFonts w:ascii="Roboto" w:cs="Roboto" w:eastAsia="Roboto" w:hAnsi="Roboto"/>
-          <w:color w:val="ff0000"/>
-          <w:sz w:val="20"/>
-          <w:szCs w:val="20"/>
-          <w:rtl w:val="0"/>
-        </w:rPr>
-        <w:t xml:space="preserve">Loose guitar string</w:t>
-      </w:r>
-    </w:p>
-    <w:p>
-      <w:pPr>
-        <w:numPr>
-          <w:ilvl w:val="0"/>
-          <w:numId w:val="2"/>
-        </w:numPr>
-        <w:spacing w:after="0" w:afterAutospacing="0" w:before="0" w:beforeAutospacing="0" w:lineRule="auto"/>
-        <w:ind w:left="720" w:hanging="360"/>
-        <w:rPr>
-          <w:color w:val="ff0000"/>
-          <w:sz w:val="20"/>
-          <w:szCs w:val="20"/>
-        </w:rPr>
-      </w:pPr>
-      <w:r>
-        <w:rPr>
-          <w:rFonts w:ascii="Roboto" w:cs="Roboto" w:eastAsia="Roboto" w:hAnsi="Roboto"/>
-          <w:color w:val="ff0000"/>
-          <w:sz w:val="20"/>
-          <w:szCs w:val="20"/>
-          <w:rtl w:val="0"/>
-        </w:rPr>
-        <w:t xml:space="preserve">Replace toilet seat</w:t>
+          <w:rtl w:val="0"/>
+        </w:rPr>
+        <w:t xml:space="preserve">New set of spare vertical blinds from Home Depot (need to cut to length, These would be used for the master bed, while the older strong blinds can be used for the living room spares.) Make sure to keep vertical blinds for spare parts and spare blinds when Installing the curtain. </w:t>
       </w:r>
     </w:p>
     <w:p>
@@ -364,7 +176,7 @@
           <w:szCs w:val="20"/>
           <w:rtl w:val="0"/>
         </w:rPr>
-        <w:t xml:space="preserve">Put away beach towels</w:t>
+        <w:t xml:space="preserve">Clips and pliers are in cleaning closet to use for blinds</w:t>
       </w:r>
     </w:p>
     <w:p>
@@ -376,6 +188,7 @@
         <w:spacing w:after="0" w:afterAutospacing="0" w:before="0" w:beforeAutospacing="0" w:lineRule="auto"/>
         <w:ind w:left="720" w:hanging="360"/>
         <w:rPr>
+          <w:rFonts w:ascii="Roboto" w:cs="Roboto" w:eastAsia="Roboto" w:hAnsi="Roboto"/>
           <w:color w:val="ff0000"/>
           <w:sz w:val="20"/>
           <w:szCs w:val="20"/>
@@ -389,7 +202,7 @@
           <w:szCs w:val="20"/>
           <w:rtl w:val="0"/>
         </w:rPr>
-        <w:t xml:space="preserve">Ask Ignacio: How much and when can we replace some of the dead plants?</w:t>
+        <w:t xml:space="preserve">Left slider door in the master is getting stuck. Can we grease it? </w:t>
       </w:r>
     </w:p>
     <w:p>
@@ -399,6 +212,97 @@
           <w:numId w:val="2"/>
         </w:numPr>
         <w:spacing w:after="0" w:afterAutospacing="0" w:before="0" w:beforeAutospacing="0" w:lineRule="auto"/>
+        <w:ind w:left="720" w:hanging="360"/>
+        <w:rPr>
+          <w:rFonts w:ascii="Roboto" w:cs="Roboto" w:eastAsia="Roboto" w:hAnsi="Roboto"/>
+          <w:color w:val="ff0000"/>
+          <w:sz w:val="20"/>
+          <w:szCs w:val="20"/>
+        </w:rPr>
+      </w:pPr>
+      <w:r>
+        <w:rPr>
+          <w:rFonts w:ascii="Roboto" w:cs="Roboto" w:eastAsia="Roboto" w:hAnsi="Roboto"/>
+          <w:color w:val="ff0000"/>
+          <w:sz w:val="20"/>
+          <w:szCs w:val="20"/>
+          <w:rtl w:val="0"/>
+        </w:rPr>
+        <w:t xml:space="preserve">Spend some time making fire all the irrigation heads are putting out water. Particularly at the rosemary bush in front. Need this one asap. Many heads seem to not be putting out. Add connections as needed. </w:t>
+      </w:r>
+    </w:p>
+    <w:p>
+      <w:pPr>
+        <w:numPr>
+          <w:ilvl w:val="0"/>
+          <w:numId w:val="2"/>
+        </w:numPr>
+        <w:spacing w:after="240" w:before="0" w:beforeAutospacing="0" w:lineRule="auto"/>
+        <w:ind w:left="720" w:hanging="360"/>
+        <w:rPr>
+          <w:rFonts w:ascii="Roboto" w:cs="Roboto" w:eastAsia="Roboto" w:hAnsi="Roboto"/>
+          <w:color w:val="ff0000"/>
+          <w:sz w:val="20"/>
+          <w:szCs w:val="20"/>
+        </w:rPr>
+      </w:pPr>
+      <w:r>
+        <w:rPr>
+          <w:rFonts w:ascii="Roboto" w:cs="Roboto" w:eastAsia="Roboto" w:hAnsi="Roboto"/>
+          <w:color w:val="ff0000"/>
+          <w:sz w:val="20"/>
+          <w:szCs w:val="20"/>
+          <w:rtl w:val="0"/>
+        </w:rPr>
+        <w:t xml:space="preserve">Install proper plug for the large hose temps was squirting near jacuzzi. I put 2 x zip ties for now, and tucked under rocks. Should hold for a while. </w:t>
+      </w:r>
+    </w:p>
+    <w:p>
+      <w:pPr>
+        <w:spacing w:after="240" w:before="240" w:lineRule="auto"/>
+        <w:ind w:left="720" w:firstLine="0"/>
+        <w:rPr>
+          <w:rFonts w:ascii="Roboto" w:cs="Roboto" w:eastAsia="Roboto" w:hAnsi="Roboto"/>
+          <w:color w:val="ff0000"/>
+          <w:sz w:val="20"/>
+          <w:szCs w:val="20"/>
+        </w:rPr>
+      </w:pPr>
+      <w:r>
+        <w:rPr>
+          <w:rtl w:val="0"/>
+        </w:rPr>
+      </w:r>
+    </w:p>
+    <w:p>
+      <w:pPr>
+        <w:spacing w:after="240" w:before="240" w:lineRule="auto"/>
+        <w:ind w:left="0" w:firstLine="0"/>
+        <w:rPr>
+          <w:rFonts w:ascii="Roboto" w:cs="Roboto" w:eastAsia="Roboto" w:hAnsi="Roboto"/>
+          <w:color w:val="ff0000"/>
+          <w:sz w:val="20"/>
+          <w:szCs w:val="20"/>
+        </w:rPr>
+      </w:pPr>
+      <w:r>
+        <w:rPr>
+          <w:rFonts w:ascii="Roboto" w:cs="Roboto" w:eastAsia="Roboto" w:hAnsi="Roboto"/>
+          <w:color w:val="ff0000"/>
+          <w:sz w:val="20"/>
+          <w:szCs w:val="20"/>
+          <w:rtl w:val="0"/>
+        </w:rPr>
+        <w:t xml:space="preserve">Notes from Dennis: </w:t>
+      </w:r>
+    </w:p>
+    <w:p>
+      <w:pPr>
+        <w:numPr>
+          <w:ilvl w:val="0"/>
+          <w:numId w:val="2"/>
+        </w:numPr>
+        <w:spacing w:after="0" w:afterAutospacing="0" w:before="240" w:lineRule="auto"/>
         <w:ind w:left="720" w:hanging="360"/>
         <w:rPr>
           <w:rFonts w:ascii="Roboto" w:cs="Roboto" w:eastAsia="Roboto" w:hAnsi="Roboto"/>
@@ -416,7 +320,7 @@
           <w:szCs w:val="20"/>
           <w:rtl w:val="0"/>
         </w:rPr>
-        <w:t xml:space="preserve">Replace tree swing </w:t>
+        <w:t xml:space="preserve">Schedule landscaping</w:t>
       </w:r>
     </w:p>
     <w:p>
@@ -443,7 +347,7 @@
           <w:szCs w:val="20"/>
           <w:rtl w:val="0"/>
         </w:rPr>
-        <w:t xml:space="preserve">In 3 months (3/18), see if hot tub water needs replaced</w:t>
+        <w:t xml:space="preserve">Order more coffee</w:t>
       </w:r>
     </w:p>
     <w:p>
@@ -452,7 +356,7 @@
           <w:ilvl w:val="0"/>
           <w:numId w:val="2"/>
         </w:numPr>
-        <w:spacing w:after="0" w:afterAutospacing="0" w:before="0" w:beforeAutospacing="0" w:lineRule="auto"/>
+        <w:spacing w:after="240" w:before="0" w:beforeAutospacing="0" w:lineRule="auto"/>
         <w:ind w:left="720" w:hanging="360"/>
         <w:rPr>
           <w:rFonts w:ascii="Roboto" w:cs="Roboto" w:eastAsia="Roboto" w:hAnsi="Roboto"/>
@@ -470,36 +374,14 @@
           <w:szCs w:val="20"/>
           <w:rtl w:val="0"/>
         </w:rPr>
-        <w:t xml:space="preserve">Replace towels with these: (per convo w/Dennis, replace 2/1-3/1) </w:t>
-      </w:r>
-      <w:hyperlink r:id="rId6">
-        <w:r>
-          <w:rPr>
-            <w:rFonts w:ascii="Roboto" w:cs="Roboto" w:eastAsia="Roboto" w:hAnsi="Roboto"/>
-            <w:color w:val="1155cc"/>
-            <w:sz w:val="20"/>
-            <w:szCs w:val="20"/>
-            <w:u w:val="single"/>
-            <w:rtl w:val="0"/>
-          </w:rPr>
-          <w:t xml:space="preserve">https://www.target.com/p/everyday-hand-towel-copper---room-essentials---no-aasa/-/A-90478805?preselect=90478803</w:t>
-        </w:r>
-      </w:hyperlink>
-      <w:r>
-        <w:rPr>
-          <w:rtl w:val="0"/>
-        </w:rPr>
-      </w:r>
-    </w:p>
-    <w:p>
-      <w:pPr>
-        <w:numPr>
-          <w:ilvl w:val="0"/>
-          <w:numId w:val="2"/>
-        </w:numPr>
-        <w:spacing w:after="0" w:afterAutospacing="0" w:before="0" w:beforeAutospacing="0" w:lineRule="auto"/>
-        <w:ind w:left="720" w:hanging="360"/>
-        <w:rPr>
+        <w:t xml:space="preserve">Need scent free dryer sheets if we’re supplying those. </w:t>
+      </w:r>
+    </w:p>
+    <w:p>
+      <w:pPr>
+        <w:spacing w:after="240" w:before="240" w:lineRule="auto"/>
+        <w:rPr>
+          <w:rFonts w:ascii="Roboto" w:cs="Roboto" w:eastAsia="Roboto" w:hAnsi="Roboto"/>
           <w:color w:val="ff0000"/>
           <w:sz w:val="20"/>
           <w:szCs w:val="20"/>
@@ -507,13 +389,55 @@
       </w:pPr>
       <w:r>
         <w:rPr>
+          <w:rtl w:val="0"/>
+        </w:rPr>
+      </w:r>
+    </w:p>
+    <w:p>
+      <w:pPr>
+        <w:spacing w:after="240" w:before="240" w:lineRule="auto"/>
+        <w:ind w:left="0" w:firstLine="0"/>
+        <w:rPr>
           <w:rFonts w:ascii="Roboto" w:cs="Roboto" w:eastAsia="Roboto" w:hAnsi="Roboto"/>
           <w:color w:val="ff0000"/>
           <w:sz w:val="20"/>
           <w:szCs w:val="20"/>
-          <w:rtl w:val="0"/>
-        </w:rPr>
-        <w:t xml:space="preserve">Must find a solution for towels. Need to research options for a drop off linen service. </w:t>
+        </w:rPr>
+      </w:pPr>
+      <w:r>
+        <w:rPr>
+          <w:rFonts w:ascii="Roboto" w:cs="Roboto" w:eastAsia="Roboto" w:hAnsi="Roboto"/>
+          <w:color w:val="ff0000"/>
+          <w:sz w:val="20"/>
+          <w:szCs w:val="20"/>
+          <w:rtl w:val="0"/>
+        </w:rPr>
+        <w:t xml:space="preserve">Non urgent:</w:t>
+      </w:r>
+    </w:p>
+    <w:p>
+      <w:pPr>
+        <w:numPr>
+          <w:ilvl w:val="0"/>
+          <w:numId w:val="2"/>
+        </w:numPr>
+        <w:spacing w:after="0" w:afterAutospacing="0" w:before="240" w:lineRule="auto"/>
+        <w:ind w:left="720" w:hanging="360"/>
+        <w:rPr>
+          <w:color w:val="ff0000"/>
+          <w:sz w:val="20"/>
+          <w:szCs w:val="20"/>
+        </w:rPr>
+      </w:pPr>
+      <w:r>
+        <w:rPr>
+          <w:rFonts w:ascii="Roboto" w:cs="Roboto" w:eastAsia="Roboto" w:hAnsi="Roboto"/>
+          <w:color w:val="ff0000"/>
+          <w:sz w:val="20"/>
+          <w:szCs w:val="20"/>
+          <w:rtl w:val="0"/>
+        </w:rPr>
+        <w:t xml:space="preserve">Replace toilet seat</w:t>
       </w:r>
     </w:p>
     <w:p>
@@ -540,7 +464,7 @@
           <w:szCs w:val="20"/>
           <w:rtl w:val="0"/>
         </w:rPr>
-        <w:t xml:space="preserve">New lock for garage cleaning closet to lock away towels </w:t>
+        <w:t xml:space="preserve">Put away beach towels</w:t>
       </w:r>
     </w:p>
     <w:p>
@@ -567,7 +491,7 @@
           <w:szCs w:val="20"/>
           <w:rtl w:val="0"/>
         </w:rPr>
-        <w:t xml:space="preserve">Handyman: clean of spider webs (should just be a quick broom job)</w:t>
+        <w:t xml:space="preserve">Replace tree swing </w:t>
       </w:r>
     </w:p>
     <w:p>
@@ -594,59 +518,7 @@
           <w:szCs w:val="20"/>
           <w:rtl w:val="0"/>
         </w:rPr>
-        <w:t xml:space="preserve">Hose box for hose near hot tub </w:t>
-      </w:r>
-    </w:p>
-    <w:p>
-      <w:pPr>
-        <w:numPr>
-          <w:ilvl w:val="0"/>
-          <w:numId w:val="2"/>
-        </w:numPr>
-        <w:spacing w:after="0" w:afterAutospacing="0" w:before="0" w:beforeAutospacing="0" w:lineRule="auto"/>
-        <w:ind w:left="720" w:hanging="360"/>
-        <w:rPr>
-          <w:color w:val="ff0000"/>
-          <w:sz w:val="20"/>
-          <w:szCs w:val="20"/>
-        </w:rPr>
-      </w:pPr>
-      <w:r>
-        <w:rPr>
-          <w:rFonts w:ascii="Roboto" w:cs="Roboto" w:eastAsia="Roboto" w:hAnsi="Roboto"/>
-          <w:strike w:val="1"/>
-          <w:color w:val="ff0000"/>
-          <w:sz w:val="20"/>
-          <w:szCs w:val="20"/>
-          <w:rtl w:val="0"/>
-        </w:rPr>
-        <w:t xml:space="preserve">Where is the breaker box? Note in HN doc</w:t>
-      </w:r>
-    </w:p>
-    <w:p>
-      <w:pPr>
-        <w:numPr>
-          <w:ilvl w:val="0"/>
-          <w:numId w:val="2"/>
-        </w:numPr>
-        <w:spacing w:after="0" w:afterAutospacing="0" w:before="0" w:beforeAutospacing="0" w:lineRule="auto"/>
-        <w:ind w:left="720" w:hanging="360"/>
-        <w:rPr>
-          <w:color w:val="ff0000"/>
-          <w:sz w:val="20"/>
-          <w:szCs w:val="20"/>
-        </w:rPr>
-      </w:pPr>
-      <w:r>
-        <w:rPr>
-          <w:rFonts w:ascii="Roboto" w:cs="Roboto" w:eastAsia="Roboto" w:hAnsi="Roboto"/>
-          <w:strike w:val="1"/>
-          <w:color w:val="ff0000"/>
-          <w:sz w:val="20"/>
-          <w:szCs w:val="20"/>
-          <w:rtl w:val="0"/>
-        </w:rPr>
-        <w:t xml:space="preserve">Leave out Guest gift + note</w:t>
+        <w:t xml:space="preserve">In 3 months (3/18), see if hot tub water needs replaced</w:t>
       </w:r>
     </w:p>
     <w:p>
@@ -668,40 +540,12 @@
       <w:r>
         <w:rPr>
           <w:rFonts w:ascii="Roboto" w:cs="Roboto" w:eastAsia="Roboto" w:hAnsi="Roboto"/>
-          <w:strike w:val="1"/>
           <w:color w:val="ff0000"/>
           <w:sz w:val="20"/>
           <w:szCs w:val="20"/>
           <w:rtl w:val="0"/>
         </w:rPr>
-        <w:t xml:space="preserve">Leave SWWL xmas gift for cleaner</w:t>
-      </w:r>
-    </w:p>
-    <w:p>
-      <w:pPr>
-        <w:numPr>
-          <w:ilvl w:val="0"/>
-          <w:numId w:val="2"/>
-        </w:numPr>
-        <w:spacing w:after="0" w:afterAutospacing="0" w:before="0" w:beforeAutospacing="0" w:lineRule="auto"/>
-        <w:ind w:left="720" w:hanging="360"/>
-        <w:rPr>
-          <w:rFonts w:ascii="Roboto" w:cs="Roboto" w:eastAsia="Roboto" w:hAnsi="Roboto"/>
-          <w:color w:val="ff0000"/>
-          <w:sz w:val="20"/>
-          <w:szCs w:val="20"/>
-        </w:rPr>
-      </w:pPr>
-      <w:r>
-        <w:rPr>
-          <w:rFonts w:ascii="Roboto" w:cs="Roboto" w:eastAsia="Roboto" w:hAnsi="Roboto"/>
-          <w:strike w:val="1"/>
-          <w:color w:val="ff0000"/>
-          <w:sz w:val="20"/>
-          <w:szCs w:val="20"/>
-          <w:rtl w:val="0"/>
-        </w:rPr>
-        <w:t xml:space="preserve">Tell cleaners we’re leaving openers</w:t>
+        <w:t xml:space="preserve">Handyman: clean of spider webs (should just be a quick broom job)</w:t>
       </w:r>
     </w:p>
     <w:p>
@@ -723,13 +567,12 @@
       <w:r>
         <w:rPr>
           <w:rFonts w:ascii="Roboto" w:cs="Roboto" w:eastAsia="Roboto" w:hAnsi="Roboto"/>
-          <w:strike w:val="1"/>
           <w:color w:val="ff0000"/>
           <w:sz w:val="20"/>
           <w:szCs w:val="20"/>
           <w:rtl w:val="0"/>
         </w:rPr>
-        <w:t xml:space="preserve">Do we have an iron/ironing board? - NO</w:t>
+        <w:t xml:space="preserve">Hose box for hose near hot tub </w:t>
       </w:r>
     </w:p>
     <w:p>
@@ -745,7 +588,6 @@
           <w:color w:val="ff0000"/>
           <w:sz w:val="20"/>
           <w:szCs w:val="20"/>
-          <w:u w:val="none"/>
         </w:rPr>
       </w:pPr>
       <w:r>
@@ -756,25 +598,7 @@
           <w:szCs w:val="20"/>
           <w:rtl w:val="0"/>
         </w:rPr>
-        <w:t xml:space="preserve">Go through QA checklist: </w:t>
-      </w:r>
-      <w:hyperlink r:id="rId7">
-        <w:r>
-          <w:rPr>
-            <w:rFonts w:ascii="Roboto" w:cs="Roboto" w:eastAsia="Roboto" w:hAnsi="Roboto"/>
-            <w:color w:val="1155cc"/>
-            <w:sz w:val="20"/>
-            <w:szCs w:val="20"/>
-            <w:u w:val="single"/>
-            <w:rtl w:val="0"/>
-          </w:rPr>
-          <w:t xml:space="preserve">https://www.icloud.com/notes/033s24Ds9mng--BZ2QwrY5-TQ#Walk_Through_&amp;_Property_QA</w:t>
-        </w:r>
-      </w:hyperlink>
-      <w:r>
-        <w:rPr>
-          <w:rtl w:val="0"/>
-        </w:rPr>
+        <w:t xml:space="preserve">Install Touchstay QR code for guest guide</w:t>
       </w:r>
     </w:p>
     <w:p>
@@ -783,14 +607,13 @@
           <w:ilvl w:val="0"/>
           <w:numId w:val="2"/>
         </w:numPr>
-        <w:spacing w:after="240" w:before="0" w:beforeAutospacing="0" w:lineRule="auto"/>
+        <w:spacing w:after="0" w:afterAutospacing="0" w:before="0" w:beforeAutospacing="0" w:lineRule="auto"/>
         <w:ind w:left="720" w:hanging="360"/>
         <w:rPr>
           <w:rFonts w:ascii="Roboto" w:cs="Roboto" w:eastAsia="Roboto" w:hAnsi="Roboto"/>
           <w:color w:val="ff0000"/>
           <w:sz w:val="20"/>
           <w:szCs w:val="20"/>
-          <w:u w:val="none"/>
         </w:rPr>
       </w:pPr>
       <w:r>
@@ -801,30 +624,17 @@
           <w:szCs w:val="20"/>
           <w:rtl w:val="0"/>
         </w:rPr>
-        <w:t xml:space="preserve">Check for restock needed: </w:t>
-      </w:r>
-      <w:hyperlink r:id="rId8">
-        <w:r>
-          <w:rPr>
-            <w:rFonts w:ascii="Roboto" w:cs="Roboto" w:eastAsia="Roboto" w:hAnsi="Roboto"/>
-            <w:color w:val="1155cc"/>
-            <w:sz w:val="20"/>
-            <w:szCs w:val="20"/>
-            <w:u w:val="single"/>
-            <w:rtl w:val="0"/>
-          </w:rPr>
-          <w:t xml:space="preserve">https://www.icloud.com/notes/033s24Ds9mng--BZ2QwrY5-TQ#Walk_Through_&amp;_Property_QA</w:t>
-        </w:r>
-      </w:hyperlink>
-      <w:r>
-        <w:rPr>
-          <w:rtl w:val="0"/>
-        </w:rPr>
-      </w:r>
-    </w:p>
-    <w:p>
-      <w:pPr>
-        <w:spacing w:after="240" w:before="240" w:lineRule="auto"/>
+        <w:t xml:space="preserve">Change guest messages to work with touchstay</w:t>
+      </w:r>
+    </w:p>
+    <w:p>
+      <w:pPr>
+        <w:numPr>
+          <w:ilvl w:val="0"/>
+          <w:numId w:val="2"/>
+        </w:numPr>
+        <w:spacing w:after="0" w:afterAutospacing="0" w:before="0" w:beforeAutospacing="0" w:lineRule="auto"/>
+        <w:ind w:left="720" w:hanging="360"/>
         <w:rPr>
           <w:rFonts w:ascii="Roboto" w:cs="Roboto" w:eastAsia="Roboto" w:hAnsi="Roboto"/>
           <w:color w:val="ff0000"/>
@@ -834,31 +644,24 @@
       </w:pPr>
       <w:r>
         <w:rPr>
-          <w:rtl w:val="0"/>
-        </w:rPr>
-      </w:r>
-    </w:p>
-    <w:p>
-      <w:pPr>
-        <w:spacing w:after="240" w:before="240" w:lineRule="auto"/>
-        <w:rPr>
           <w:rFonts w:ascii="Roboto" w:cs="Roboto" w:eastAsia="Roboto" w:hAnsi="Roboto"/>
           <w:color w:val="ff0000"/>
           <w:sz w:val="20"/>
           <w:szCs w:val="20"/>
-        </w:rPr>
-      </w:pPr>
-      <w:r>
-        <w:rPr>
-          <w:rtl w:val="0"/>
-        </w:rPr>
-      </w:r>
-    </w:p>
-    <w:p>
-      <w:pPr>
-        <w:spacing w:after="240" w:before="240" w:lineRule="auto"/>
-        <w:rPr>
-          <w:rFonts w:ascii="Roboto" w:cs="Roboto" w:eastAsia="Roboto" w:hAnsi="Roboto"/>
+          <w:rtl w:val="0"/>
+        </w:rPr>
+        <w:t xml:space="preserve">Remove physical guest guide</w:t>
+      </w:r>
+    </w:p>
+    <w:p>
+      <w:pPr>
+        <w:numPr>
+          <w:ilvl w:val="0"/>
+          <w:numId w:val="2"/>
+        </w:numPr>
+        <w:spacing w:after="0" w:afterAutospacing="0" w:before="0" w:beforeAutospacing="0" w:lineRule="auto"/>
+        <w:ind w:left="720" w:hanging="360"/>
+        <w:rPr>
           <w:color w:val="ff0000"/>
           <w:sz w:val="20"/>
           <w:szCs w:val="20"/>
@@ -872,7 +675,7 @@
           <w:szCs w:val="20"/>
           <w:rtl w:val="0"/>
         </w:rPr>
-        <w:t xml:space="preserve">Later:</w:t>
+        <w:t xml:space="preserve">Remove StayFi and change Wifi password in guest guide</w:t>
       </w:r>
     </w:p>
     <w:p>
@@ -881,10 +684,9 @@
           <w:ilvl w:val="0"/>
           <w:numId w:val="2"/>
         </w:numPr>
-        <w:spacing w:after="0" w:afterAutospacing="0" w:before="240" w:lineRule="auto"/>
-        <w:ind w:left="720" w:hanging="360"/>
-        <w:rPr>
-          <w:rFonts w:ascii="Roboto" w:cs="Roboto" w:eastAsia="Roboto" w:hAnsi="Roboto"/>
+        <w:spacing w:after="0" w:afterAutospacing="0" w:before="0" w:beforeAutospacing="0" w:lineRule="auto"/>
+        <w:ind w:left="720" w:hanging="360"/>
+        <w:rPr>
           <w:color w:val="ff0000"/>
           <w:sz w:val="20"/>
           <w:szCs w:val="20"/>
@@ -898,7 +700,7 @@
           <w:szCs w:val="20"/>
           <w:rtl w:val="0"/>
         </w:rPr>
-        <w:t xml:space="preserve">Install Touchstay QR code for guest guide</w:t>
+        <w:t xml:space="preserve">Leave beach towels for guests, lock up other towels</w:t>
       </w:r>
     </w:p>
     <w:p>
@@ -910,7 +712,6 @@
         <w:spacing w:after="0" w:afterAutospacing="0" w:before="0" w:beforeAutospacing="0" w:lineRule="auto"/>
         <w:ind w:left="720" w:hanging="360"/>
         <w:rPr>
-          <w:rFonts w:ascii="Roboto" w:cs="Roboto" w:eastAsia="Roboto" w:hAnsi="Roboto"/>
           <w:color w:val="ff0000"/>
           <w:sz w:val="20"/>
           <w:szCs w:val="20"/>
@@ -924,7 +725,7 @@
           <w:szCs w:val="20"/>
           <w:rtl w:val="0"/>
         </w:rPr>
-        <w:t xml:space="preserve">Change guest messages to work with touchstay</w:t>
+        <w:t xml:space="preserve">Handyman: fix blinds, repair magnet for doors next to dishwasher. Pieces are in drawer with batteries</w:t>
       </w:r>
     </w:p>
     <w:p>
@@ -936,7 +737,6 @@
         <w:spacing w:after="0" w:afterAutospacing="0" w:before="0" w:beforeAutospacing="0" w:lineRule="auto"/>
         <w:ind w:left="720" w:hanging="360"/>
         <w:rPr>
-          <w:rFonts w:ascii="Roboto" w:cs="Roboto" w:eastAsia="Roboto" w:hAnsi="Roboto"/>
           <w:color w:val="ff0000"/>
           <w:sz w:val="20"/>
           <w:szCs w:val="20"/>
@@ -950,7 +750,7 @@
           <w:szCs w:val="20"/>
           <w:rtl w:val="0"/>
         </w:rPr>
-        <w:t xml:space="preserve">Remove physical guest guide</w:t>
+        <w:t xml:space="preserve">ironing board, iron</w:t>
       </w:r>
     </w:p>
     <w:p>
@@ -975,7 +775,7 @@
           <w:szCs w:val="20"/>
           <w:rtl w:val="0"/>
         </w:rPr>
-        <w:t xml:space="preserve">Remove StayFi and change Wifi password in guest guide</w:t>
+        <w:t xml:space="preserve">New toilet seat. Looking a little rough in guest bathroom…</w:t>
       </w:r>
     </w:p>
     <w:p>
@@ -1000,7 +800,7 @@
           <w:szCs w:val="20"/>
           <w:rtl w:val="0"/>
         </w:rPr>
-        <w:t xml:space="preserve">Leave beach towels for guests, lock up other towels</w:t>
+        <w:t xml:space="preserve">Air purifier to help with dust?</w:t>
       </w:r>
     </w:p>
     <w:p>
@@ -1025,7 +825,7 @@
           <w:szCs w:val="20"/>
           <w:rtl w:val="0"/>
         </w:rPr>
-        <w:t xml:space="preserve">Handyman: fix blinds, repair magnet for doors next to dishwasher. Pieces are in drawer with batteries</w:t>
+        <w:t xml:space="preserve">Nice to haves: artificial tree to replace live, new living room rug </w:t>
       </w:r>
     </w:p>
     <w:p>
@@ -1050,7 +850,7 @@
           <w:szCs w:val="20"/>
           <w:rtl w:val="0"/>
         </w:rPr>
-        <w:t xml:space="preserve">ironing board, iron</w:t>
+        <w:t xml:space="preserve">F/U window treatment in bedroom? </w:t>
       </w:r>
     </w:p>
     <w:p>
@@ -1075,7 +875,7 @@
           <w:szCs w:val="20"/>
           <w:rtl w:val="0"/>
         </w:rPr>
-        <w:t xml:space="preserve">New toilet seat. Looking a little rough in guest bathroom…</w:t>
+        <w:t xml:space="preserve">Strap for egg chair </w:t>
       </w:r>
     </w:p>
     <w:p>
@@ -1084,7 +884,7 @@
           <w:ilvl w:val="0"/>
           <w:numId w:val="2"/>
         </w:numPr>
-        <w:spacing w:after="0" w:afterAutospacing="0" w:before="0" w:beforeAutospacing="0" w:lineRule="auto"/>
+        <w:spacing w:after="240" w:before="0" w:beforeAutospacing="0" w:lineRule="auto"/>
         <w:ind w:left="720" w:hanging="360"/>
         <w:rPr>
           <w:color w:val="ff0000"/>
@@ -1100,18 +900,15 @@
           <w:szCs w:val="20"/>
           <w:rtl w:val="0"/>
         </w:rPr>
-        <w:t xml:space="preserve">Air purifier to help with dust?</w:t>
-      </w:r>
-    </w:p>
-    <w:p>
-      <w:pPr>
-        <w:numPr>
-          <w:ilvl w:val="0"/>
-          <w:numId w:val="2"/>
-        </w:numPr>
-        <w:spacing w:after="0" w:afterAutospacing="0" w:before="0" w:beforeAutospacing="0" w:lineRule="auto"/>
-        <w:ind w:left="720" w:hanging="360"/>
-        <w:rPr>
+        <w:t xml:space="preserve">Order more Amazon dishware (per Sharon request)</w:t>
+      </w:r>
+    </w:p>
+    <w:p>
+      <w:pPr>
+        <w:spacing w:after="240" w:before="240" w:lineRule="auto"/>
+        <w:ind w:left="0" w:firstLine="0"/>
+        <w:rPr>
+          <w:rFonts w:ascii="Roboto" w:cs="Roboto" w:eastAsia="Roboto" w:hAnsi="Roboto"/>
           <w:color w:val="ff0000"/>
           <w:sz w:val="20"/>
           <w:szCs w:val="20"/>
@@ -1119,560 +916,8 @@
       </w:pPr>
       <w:r>
         <w:rPr>
-          <w:rFonts w:ascii="Roboto" w:cs="Roboto" w:eastAsia="Roboto" w:hAnsi="Roboto"/>
-          <w:color w:val="ff0000"/>
-          <w:sz w:val="20"/>
-          <w:szCs w:val="20"/>
-          <w:rtl w:val="0"/>
-        </w:rPr>
-        <w:t xml:space="preserve">Nice to haves: artificial tree to replace live, new living room rug </w:t>
-      </w:r>
-    </w:p>
-    <w:p>
-      <w:pPr>
-        <w:numPr>
-          <w:ilvl w:val="0"/>
-          <w:numId w:val="2"/>
-        </w:numPr>
-        <w:spacing w:after="0" w:afterAutospacing="0" w:before="0" w:beforeAutospacing="0" w:lineRule="auto"/>
-        <w:ind w:left="720" w:hanging="360"/>
-        <w:rPr>
-          <w:color w:val="ff0000"/>
-          <w:sz w:val="20"/>
-          <w:szCs w:val="20"/>
-        </w:rPr>
-      </w:pPr>
-      <w:r>
-        <w:rPr>
-          <w:rFonts w:ascii="Roboto" w:cs="Roboto" w:eastAsia="Roboto" w:hAnsi="Roboto"/>
-          <w:color w:val="ff0000"/>
-          <w:sz w:val="20"/>
-          <w:szCs w:val="20"/>
-          <w:rtl w:val="0"/>
-        </w:rPr>
-        <w:t xml:space="preserve">F/U window treatment in bedroom? </w:t>
-      </w:r>
-    </w:p>
-    <w:p>
-      <w:pPr>
-        <w:numPr>
-          <w:ilvl w:val="0"/>
-          <w:numId w:val="2"/>
-        </w:numPr>
-        <w:spacing w:after="0" w:afterAutospacing="0" w:before="0" w:beforeAutospacing="0" w:lineRule="auto"/>
-        <w:ind w:left="720" w:hanging="360"/>
-        <w:rPr>
-          <w:color w:val="ff0000"/>
-          <w:sz w:val="20"/>
-          <w:szCs w:val="20"/>
-        </w:rPr>
-      </w:pPr>
-      <w:r>
-        <w:rPr>
-          <w:rFonts w:ascii="Roboto" w:cs="Roboto" w:eastAsia="Roboto" w:hAnsi="Roboto"/>
-          <w:color w:val="ff0000"/>
-          <w:sz w:val="20"/>
-          <w:szCs w:val="20"/>
-          <w:rtl w:val="0"/>
-        </w:rPr>
-        <w:t xml:space="preserve">Strap for egg chair </w:t>
-      </w:r>
-    </w:p>
-    <w:p>
-      <w:pPr>
-        <w:numPr>
-          <w:ilvl w:val="0"/>
-          <w:numId w:val="2"/>
-        </w:numPr>
-        <w:spacing w:after="0" w:afterAutospacing="0" w:before="0" w:beforeAutospacing="0" w:lineRule="auto"/>
-        <w:ind w:left="720" w:hanging="360"/>
-        <w:rPr>
-          <w:color w:val="ff0000"/>
-          <w:sz w:val="20"/>
-          <w:szCs w:val="20"/>
-        </w:rPr>
-      </w:pPr>
-      <w:r>
-        <w:rPr>
-          <w:rFonts w:ascii="Roboto" w:cs="Roboto" w:eastAsia="Roboto" w:hAnsi="Roboto"/>
-          <w:color w:val="ff0000"/>
-          <w:sz w:val="20"/>
-          <w:szCs w:val="20"/>
-          <w:rtl w:val="0"/>
-        </w:rPr>
-        <w:t xml:space="preserve">Order more Amazon dishware (per Sharon request)</w:t>
-      </w:r>
-    </w:p>
-    <w:p>
-      <w:pPr>
-        <w:numPr>
-          <w:ilvl w:val="0"/>
-          <w:numId w:val="2"/>
-        </w:numPr>
-        <w:spacing w:after="240" w:before="0" w:beforeAutospacing="0" w:lineRule="auto"/>
-        <w:ind w:left="720" w:hanging="360"/>
-        <w:rPr>
-          <w:rFonts w:ascii="Roboto" w:cs="Roboto" w:eastAsia="Roboto" w:hAnsi="Roboto"/>
-          <w:color w:val="ff0000"/>
-          <w:sz w:val="20"/>
-          <w:szCs w:val="20"/>
-          <w:u w:val="none"/>
-        </w:rPr>
-      </w:pPr>
-      <w:r>
-        <w:rPr>
-          <w:rFonts w:ascii="Roboto" w:cs="Roboto" w:eastAsia="Roboto" w:hAnsi="Roboto"/>
-          <w:color w:val="ff0000"/>
-          <w:sz w:val="20"/>
-          <w:szCs w:val="20"/>
-          <w:rtl w:val="0"/>
-        </w:rPr>
-        <w:t xml:space="preserve">Buy hose box</w:t>
-      </w:r>
-    </w:p>
-    <w:p>
-      <w:pPr>
-        <w:spacing w:after="240" w:before="240" w:lineRule="auto"/>
-        <w:rPr>
-          <w:rFonts w:ascii="Roboto" w:cs="Roboto" w:eastAsia="Roboto" w:hAnsi="Roboto"/>
-          <w:color w:val="ff0000"/>
-          <w:sz w:val="20"/>
-          <w:szCs w:val="20"/>
-        </w:rPr>
-      </w:pPr>
-      <w:r>
-        <w:rPr>
-          <w:rtl w:val="0"/>
-        </w:rPr>
-      </w:r>
-    </w:p>
-    <w:p>
-      <w:pPr>
-        <w:numPr>
-          <w:ilvl w:val="0"/>
-          <w:numId w:val="2"/>
-        </w:numPr>
-        <w:spacing w:after="0" w:afterAutospacing="0" w:before="240" w:lineRule="auto"/>
-        <w:ind w:left="720" w:hanging="360"/>
-        <w:rPr>
-          <w:color w:val="ff0000"/>
-          <w:sz w:val="20"/>
-          <w:szCs w:val="20"/>
-        </w:rPr>
-      </w:pPr>
-      <w:r>
-        <w:rPr>
-          <w:rFonts w:ascii="Roboto" w:cs="Roboto" w:eastAsia="Roboto" w:hAnsi="Roboto"/>
-          <w:strike w:val="1"/>
-          <w:color w:val="ff0000"/>
-          <w:sz w:val="20"/>
-          <w:szCs w:val="20"/>
-          <w:rtl w:val="0"/>
-        </w:rPr>
-        <w:t xml:space="preserve">Add to guest guide: Do not move furniture</w:t>
-      </w:r>
-    </w:p>
-    <w:p>
-      <w:pPr>
-        <w:numPr>
-          <w:ilvl w:val="0"/>
-          <w:numId w:val="2"/>
-        </w:numPr>
-        <w:spacing w:after="0" w:afterAutospacing="0" w:before="0" w:beforeAutospacing="0" w:lineRule="auto"/>
-        <w:ind w:left="720" w:hanging="360"/>
-        <w:rPr>
-          <w:color w:val="ff0000"/>
-          <w:sz w:val="20"/>
-          <w:szCs w:val="20"/>
-        </w:rPr>
-      </w:pPr>
-      <w:r>
-        <w:rPr>
-          <w:rFonts w:ascii="Roboto" w:cs="Roboto" w:eastAsia="Roboto" w:hAnsi="Roboto"/>
-          <w:strike w:val="1"/>
-          <w:color w:val="ff0000"/>
-          <w:sz w:val="20"/>
-          <w:szCs w:val="20"/>
-          <w:rtl w:val="0"/>
-        </w:rPr>
-        <w:t xml:space="preserve">Add games to listing. List which games in house guide </w:t>
-      </w:r>
-    </w:p>
-    <w:p>
-      <w:pPr>
-        <w:numPr>
-          <w:ilvl w:val="0"/>
-          <w:numId w:val="2"/>
-        </w:numPr>
-        <w:spacing w:after="0" w:afterAutospacing="0" w:before="0" w:beforeAutospacing="0" w:lineRule="auto"/>
-        <w:ind w:left="720" w:hanging="360"/>
-        <w:rPr>
-          <w:rFonts w:ascii="Roboto" w:cs="Roboto" w:eastAsia="Roboto" w:hAnsi="Roboto"/>
-          <w:color w:val="ff0000"/>
-          <w:sz w:val="20"/>
-          <w:szCs w:val="20"/>
-          <w:u w:val="none"/>
-        </w:rPr>
-      </w:pPr>
-      <w:r>
-        <w:rPr>
-          <w:rFonts w:ascii="Roboto" w:cs="Roboto" w:eastAsia="Roboto" w:hAnsi="Roboto"/>
-          <w:strike w:val="1"/>
-          <w:color w:val="ff0000"/>
-          <w:sz w:val="20"/>
-          <w:szCs w:val="20"/>
-          <w:rtl w:val="0"/>
-        </w:rPr>
-        <w:t xml:space="preserve">12x20 pillow insert (already have sham in hallway closet)</w:t>
-      </w:r>
-    </w:p>
-    <w:p>
-      <w:pPr>
-        <w:numPr>
-          <w:ilvl w:val="0"/>
-          <w:numId w:val="2"/>
-        </w:numPr>
-        <w:spacing w:after="0" w:afterAutospacing="0" w:before="0" w:beforeAutospacing="0" w:lineRule="auto"/>
-        <w:ind w:left="720" w:hanging="360"/>
-        <w:rPr>
-          <w:rFonts w:ascii="Roboto" w:cs="Roboto" w:eastAsia="Roboto" w:hAnsi="Roboto"/>
-          <w:color w:val="ff0000"/>
-          <w:sz w:val="20"/>
-          <w:szCs w:val="20"/>
-          <w:u w:val="none"/>
-        </w:rPr>
-      </w:pPr>
-      <w:r>
-        <w:rPr>
-          <w:rFonts w:ascii="Roboto" w:cs="Roboto" w:eastAsia="Roboto" w:hAnsi="Roboto"/>
-          <w:strike w:val="1"/>
-          <w:color w:val="ff0000"/>
-          <w:sz w:val="20"/>
-          <w:szCs w:val="20"/>
-          <w:rtl w:val="0"/>
-        </w:rPr>
-        <w:t xml:space="preserve">We have 2x space heater </w:t>
-      </w:r>
-    </w:p>
-    <w:p>
-      <w:pPr>
-        <w:numPr>
-          <w:ilvl w:val="0"/>
-          <w:numId w:val="2"/>
-        </w:numPr>
-        <w:spacing w:after="0" w:afterAutospacing="0" w:before="0" w:beforeAutospacing="0" w:lineRule="auto"/>
-        <w:ind w:left="720" w:hanging="360"/>
-        <w:rPr>
-          <w:color w:val="ff0000"/>
-          <w:sz w:val="20"/>
-          <w:szCs w:val="20"/>
-        </w:rPr>
-      </w:pPr>
-      <w:r>
-        <w:rPr>
-          <w:rFonts w:ascii="Roboto" w:cs="Roboto" w:eastAsia="Roboto" w:hAnsi="Roboto"/>
-          <w:strike w:val="1"/>
-          <w:color w:val="ff0000"/>
-          <w:sz w:val="20"/>
-          <w:szCs w:val="20"/>
-          <w:rtl w:val="0"/>
-        </w:rPr>
-        <w:t xml:space="preserve">Order puracy Body wash (ordered wrong one)</w:t>
-      </w:r>
-    </w:p>
-    <w:p>
-      <w:pPr>
-        <w:numPr>
-          <w:ilvl w:val="0"/>
-          <w:numId w:val="2"/>
-        </w:numPr>
-        <w:spacing w:after="0" w:afterAutospacing="0" w:before="0" w:beforeAutospacing="0" w:lineRule="auto"/>
-        <w:ind w:left="720" w:hanging="360"/>
-        <w:rPr>
-          <w:rFonts w:ascii="Roboto" w:cs="Roboto" w:eastAsia="Roboto" w:hAnsi="Roboto"/>
-          <w:color w:val="ff0000"/>
-          <w:sz w:val="20"/>
-          <w:szCs w:val="20"/>
-        </w:rPr>
-      </w:pPr>
-      <w:r>
-        <w:rPr>
-          <w:rFonts w:ascii="Roboto" w:cs="Roboto" w:eastAsia="Roboto" w:hAnsi="Roboto"/>
-          <w:strike w:val="1"/>
-          <w:color w:val="ff0000"/>
-          <w:sz w:val="20"/>
-          <w:szCs w:val="20"/>
-          <w:rtl w:val="0"/>
-        </w:rPr>
-        <w:t xml:space="preserve">2x King duvets</w:t>
-      </w:r>
-    </w:p>
-    <w:p>
-      <w:pPr>
-        <w:numPr>
-          <w:ilvl w:val="0"/>
-          <w:numId w:val="2"/>
-        </w:numPr>
-        <w:spacing w:after="0" w:afterAutospacing="0" w:before="0" w:beforeAutospacing="0" w:lineRule="auto"/>
-        <w:ind w:left="720" w:hanging="360"/>
-        <w:rPr>
-          <w:rFonts w:ascii="Roboto" w:cs="Roboto" w:eastAsia="Roboto" w:hAnsi="Roboto"/>
-          <w:color w:val="ff0000"/>
-          <w:sz w:val="20"/>
-          <w:szCs w:val="20"/>
-          <w:u w:val="none"/>
-        </w:rPr>
-      </w:pPr>
-      <w:r>
-        <w:rPr>
-          <w:rFonts w:ascii="Roboto" w:cs="Roboto" w:eastAsia="Roboto" w:hAnsi="Roboto"/>
-          <w:strike w:val="1"/>
-          <w:color w:val="ff0000"/>
-          <w:sz w:val="20"/>
-          <w:szCs w:val="20"/>
-          <w:rtl w:val="0"/>
-        </w:rPr>
-        <w:t xml:space="preserve">Queen shams</w:t>
-      </w:r>
-    </w:p>
-    <w:p>
-      <w:pPr>
-        <w:numPr>
-          <w:ilvl w:val="0"/>
-          <w:numId w:val="2"/>
-        </w:numPr>
-        <w:spacing w:after="0" w:afterAutospacing="0" w:before="0" w:beforeAutospacing="0" w:lineRule="auto"/>
-        <w:ind w:left="720" w:hanging="360"/>
-        <w:rPr>
-          <w:rFonts w:ascii="Roboto" w:cs="Roboto" w:eastAsia="Roboto" w:hAnsi="Roboto"/>
-          <w:color w:val="ff0000"/>
-          <w:sz w:val="20"/>
-          <w:szCs w:val="20"/>
-        </w:rPr>
-      </w:pPr>
-      <w:r>
-        <w:rPr>
-          <w:rFonts w:ascii="Roboto" w:cs="Roboto" w:eastAsia="Roboto" w:hAnsi="Roboto"/>
-          <w:strike w:val="1"/>
-          <w:color w:val="ff0000"/>
-          <w:sz w:val="20"/>
-          <w:szCs w:val="20"/>
-          <w:rtl w:val="0"/>
-        </w:rPr>
-        <w:t xml:space="preserve">Tell Pam Q sheets in closet / bill HumC for sheets</w:t>
-      </w:r>
-    </w:p>
-    <w:p>
-      <w:pPr>
-        <w:numPr>
-          <w:ilvl w:val="0"/>
-          <w:numId w:val="2"/>
-        </w:numPr>
-        <w:spacing w:after="0" w:afterAutospacing="0" w:before="0" w:beforeAutospacing="0" w:lineRule="auto"/>
-        <w:ind w:left="720" w:hanging="360"/>
-        <w:rPr>
-          <w:rFonts w:ascii="Roboto" w:cs="Roboto" w:eastAsia="Roboto" w:hAnsi="Roboto"/>
-          <w:color w:val="ff0000"/>
-          <w:sz w:val="20"/>
-          <w:szCs w:val="20"/>
-          <w:u w:val="none"/>
-        </w:rPr>
-      </w:pPr>
-      <w:r>
-        <w:rPr>
-          <w:rFonts w:ascii="Roboto" w:cs="Roboto" w:eastAsia="Roboto" w:hAnsi="Roboto"/>
-          <w:strike w:val="1"/>
-          <w:color w:val="ff0000"/>
-          <w:sz w:val="20"/>
-          <w:szCs w:val="20"/>
-          <w:rtl w:val="0"/>
-        </w:rPr>
-        <w:t xml:space="preserve">Keurig pods</w:t>
-      </w:r>
-    </w:p>
-    <w:p>
-      <w:pPr>
-        <w:numPr>
-          <w:ilvl w:val="0"/>
-          <w:numId w:val="2"/>
-        </w:numPr>
-        <w:spacing w:after="0" w:afterAutospacing="0" w:before="0" w:beforeAutospacing="0" w:lineRule="auto"/>
-        <w:ind w:left="720" w:hanging="360"/>
-        <w:rPr>
-          <w:rFonts w:ascii="Roboto" w:cs="Roboto" w:eastAsia="Roboto" w:hAnsi="Roboto"/>
-          <w:color w:val="ff0000"/>
-          <w:sz w:val="20"/>
-          <w:szCs w:val="20"/>
-        </w:rPr>
-      </w:pPr>
-      <w:r>
-        <w:rPr>
-          <w:rFonts w:ascii="Roboto" w:cs="Roboto" w:eastAsia="Roboto" w:hAnsi="Roboto"/>
-          <w:strike w:val="1"/>
-          <w:color w:val="ff0000"/>
-          <w:sz w:val="20"/>
-          <w:szCs w:val="20"/>
-          <w:rtl w:val="0"/>
-        </w:rPr>
-        <w:t xml:space="preserve">Kitchen mat </w:t>
-      </w:r>
-    </w:p>
-    <w:p>
-      <w:pPr>
-        <w:numPr>
-          <w:ilvl w:val="0"/>
-          <w:numId w:val="2"/>
-        </w:numPr>
-        <w:spacing w:after="0" w:afterAutospacing="0" w:before="0" w:beforeAutospacing="0" w:lineRule="auto"/>
-        <w:ind w:left="720" w:hanging="360"/>
-        <w:rPr>
-          <w:color w:val="ff0000"/>
-          <w:sz w:val="20"/>
-          <w:szCs w:val="20"/>
-        </w:rPr>
-      </w:pPr>
-      <w:r>
-        <w:rPr>
-          <w:rFonts w:ascii="Roboto" w:cs="Roboto" w:eastAsia="Roboto" w:hAnsi="Roboto"/>
-          <w:strike w:val="1"/>
-          <w:color w:val="ff0000"/>
-          <w:sz w:val="20"/>
-          <w:szCs w:val="20"/>
-          <w:rtl w:val="0"/>
-        </w:rPr>
-        <w:t xml:space="preserve">Light bulbs in bathroom</w:t>
-      </w:r>
-    </w:p>
-    <w:p>
-      <w:pPr>
-        <w:numPr>
-          <w:ilvl w:val="0"/>
-          <w:numId w:val="2"/>
-        </w:numPr>
-        <w:spacing w:after="0" w:afterAutospacing="0" w:before="0" w:beforeAutospacing="0" w:lineRule="auto"/>
-        <w:ind w:left="720" w:hanging="360"/>
-        <w:rPr>
-          <w:color w:val="ff0000"/>
-          <w:sz w:val="20"/>
-          <w:szCs w:val="20"/>
-        </w:rPr>
-      </w:pPr>
-      <w:r>
-        <w:rPr>
-          <w:rFonts w:ascii="Roboto" w:cs="Roboto" w:eastAsia="Roboto" w:hAnsi="Roboto"/>
-          <w:strike w:val="1"/>
-          <w:color w:val="ff0000"/>
-          <w:sz w:val="20"/>
-          <w:szCs w:val="20"/>
-          <w:rtl w:val="0"/>
-        </w:rPr>
-        <w:t xml:space="preserve">Sink stopper not working??</w:t>
-      </w:r>
-    </w:p>
-    <w:p>
-      <w:pPr>
-        <w:numPr>
-          <w:ilvl w:val="0"/>
-          <w:numId w:val="2"/>
-        </w:numPr>
-        <w:spacing w:after="0" w:afterAutospacing="0" w:before="0" w:beforeAutospacing="0" w:lineRule="auto"/>
-        <w:ind w:left="720" w:hanging="360"/>
-        <w:rPr>
-          <w:color w:val="ff0000"/>
-          <w:sz w:val="20"/>
-          <w:szCs w:val="20"/>
-        </w:rPr>
-      </w:pPr>
-      <w:r>
-        <w:rPr>
-          <w:rFonts w:ascii="Roboto" w:cs="Roboto" w:eastAsia="Roboto" w:hAnsi="Roboto"/>
-          <w:strike w:val="1"/>
-          <w:color w:val="ff0000"/>
-          <w:sz w:val="20"/>
-          <w:szCs w:val="20"/>
-          <w:rtl w:val="0"/>
-        </w:rPr>
-        <w:t xml:space="preserve">Big baking soda***</w:t>
-      </w:r>
-    </w:p>
-    <w:p>
-      <w:pPr>
-        <w:numPr>
-          <w:ilvl w:val="0"/>
-          <w:numId w:val="2"/>
-        </w:numPr>
-        <w:spacing w:after="0" w:afterAutospacing="0" w:before="0" w:beforeAutospacing="0" w:lineRule="auto"/>
-        <w:ind w:left="720" w:hanging="360"/>
-        <w:rPr>
-          <w:rFonts w:ascii="Roboto" w:cs="Roboto" w:eastAsia="Roboto" w:hAnsi="Roboto"/>
-          <w:color w:val="ff0000"/>
-          <w:sz w:val="20"/>
-          <w:szCs w:val="20"/>
-          <w:u w:val="none"/>
-        </w:rPr>
-      </w:pPr>
-      <w:r>
-        <w:rPr>
-          <w:rFonts w:ascii="Roboto" w:cs="Roboto" w:eastAsia="Roboto" w:hAnsi="Roboto"/>
-          <w:strike w:val="1"/>
-          <w:color w:val="ff0000"/>
-          <w:sz w:val="20"/>
-          <w:szCs w:val="20"/>
-          <w:rtl w:val="0"/>
-        </w:rPr>
-        <w:t xml:space="preserve">Laundry detergent***</w:t>
-      </w:r>
-    </w:p>
-    <w:p>
-      <w:pPr>
-        <w:numPr>
-          <w:ilvl w:val="0"/>
-          <w:numId w:val="2"/>
-        </w:numPr>
-        <w:spacing w:after="0" w:afterAutospacing="0" w:before="0" w:beforeAutospacing="0" w:lineRule="auto"/>
-        <w:ind w:left="720" w:hanging="360"/>
-        <w:rPr>
-          <w:color w:val="ff0000"/>
-          <w:sz w:val="20"/>
-          <w:szCs w:val="20"/>
-        </w:rPr>
-      </w:pPr>
-      <w:r>
-        <w:rPr>
-          <w:rFonts w:ascii="Roboto" w:cs="Roboto" w:eastAsia="Roboto" w:hAnsi="Roboto"/>
-          <w:strike w:val="1"/>
-          <w:color w:val="ff0000"/>
-          <w:sz w:val="20"/>
-          <w:szCs w:val="20"/>
-          <w:rtl w:val="0"/>
-        </w:rPr>
-        <w:t xml:space="preserve">Batteries delivered??</w:t>
-      </w:r>
-    </w:p>
-    <w:p>
-      <w:pPr>
-        <w:numPr>
-          <w:ilvl w:val="0"/>
-          <w:numId w:val="2"/>
-        </w:numPr>
-        <w:spacing w:after="240" w:before="0" w:beforeAutospacing="0" w:lineRule="auto"/>
-        <w:ind w:left="720" w:hanging="360"/>
-        <w:rPr>
-          <w:color w:val="ff0000"/>
-          <w:sz w:val="20"/>
-          <w:szCs w:val="20"/>
-        </w:rPr>
-      </w:pPr>
-      <w:r>
-        <w:rPr>
-          <w:rFonts w:ascii="Roboto" w:cs="Roboto" w:eastAsia="Roboto" w:hAnsi="Roboto"/>
-          <w:strike w:val="1"/>
-          <w:color w:val="ff0000"/>
-          <w:sz w:val="20"/>
-          <w:szCs w:val="20"/>
-          <w:rtl w:val="0"/>
-        </w:rPr>
-        <w:t xml:space="preserve">Bring: Post Cards, Pens, Stamps</w:t>
+          <w:rtl w:val="0"/>
+        </w:rPr>
       </w:r>
     </w:p>
     <w:p>
@@ -1684,8 +929,8 @@
         <w:spacing w:after="80" w:lineRule="auto"/>
         <w:rPr/>
       </w:pPr>
-      <w:bookmarkStart w:colFirst="0" w:colLast="0" w:name="_n4q7svs1g0dr" w:id="1"/>
-      <w:bookmarkEnd w:id="1"/>
+      <w:bookmarkStart w:colFirst="0" w:colLast="0" w:name="_n4q7svs1g0dr" w:id="0"/>
+      <w:bookmarkEnd w:id="0"/>
       <w:r>
         <w:rPr>
           <w:rtl w:val="0"/>
@@ -1701,8 +946,8 @@
         <w:spacing w:after="80" w:lineRule="auto"/>
         <w:rPr/>
       </w:pPr>
-      <w:bookmarkStart w:colFirst="0" w:colLast="0" w:name="_wimg2tg1mtmp" w:id="2"/>
-      <w:bookmarkEnd w:id="2"/>
+      <w:bookmarkStart w:colFirst="0" w:colLast="0" w:name="_wimg2tg1mtmp" w:id="1"/>
+      <w:bookmarkEnd w:id="1"/>
       <w:r>
         <w:rPr>
           <w:rtl w:val="0"/>
@@ -1733,7 +978,7 @@
         </w:numPr>
         <w:ind w:left="1440" w:hanging="360"/>
       </w:pPr>
-      <w:hyperlink r:id="rId9">
+      <w:hyperlink r:id="rId6">
         <w:r>
           <w:rPr>
             <w:color w:val="1155cc"/>
@@ -1817,6 +1062,30 @@
         </w:rPr>
         <w:t xml:space="preserve">Paper towels with half sheet tear off</w:t>
       </w:r>
+    </w:p>
+    <w:p>
+      <w:pPr>
+        <w:numPr>
+          <w:ilvl w:val="0"/>
+          <w:numId w:val="22"/>
+        </w:numPr>
+        <w:ind w:left="720" w:hanging="360"/>
+        <w:rPr>
+          <w:u w:val="none"/>
+        </w:rPr>
+      </w:pPr>
+      <w:r>
+        <w:rPr>
+          <w:rtl w:val="0"/>
+        </w:rPr>
+        <w:t xml:space="preserve">For new sheets, buy Target Microfiber sheets only</w:t>
+      </w:r>
+    </w:p>
+    <w:p>
+      <w:pPr>
+        <w:ind w:left="0" w:firstLine="0"/>
+        <w:rPr/>
+      </w:pPr>
       <w:r>
         <w:rPr>
           <w:rtl w:val="0"/>
@@ -1832,8 +1101,8 @@
         <w:spacing w:after="80" w:lineRule="auto"/>
         <w:rPr/>
       </w:pPr>
-      <w:bookmarkStart w:colFirst="0" w:colLast="0" w:name="_6j85ag6emy2s" w:id="3"/>
-      <w:bookmarkEnd w:id="3"/>
+      <w:bookmarkStart w:colFirst="0" w:colLast="0" w:name="_6j85ag6emy2s" w:id="2"/>
+      <w:bookmarkEnd w:id="2"/>
       <w:r>
         <w:rPr>
           <w:rtl w:val="0"/>
@@ -1855,8 +1124,8 @@
           <w:szCs w:val="24"/>
         </w:rPr>
       </w:pPr>
-      <w:bookmarkStart w:colFirst="0" w:colLast="0" w:name="_z33f7tdg212s" w:id="4"/>
-      <w:bookmarkEnd w:id="4"/>
+      <w:bookmarkStart w:colFirst="0" w:colLast="0" w:name="_z33f7tdg212s" w:id="3"/>
+      <w:bookmarkEnd w:id="3"/>
       <w:r>
         <w:rPr>
           <w:rtl w:val="0"/>
@@ -2009,6 +1278,49 @@
           <w:rtl w:val="0"/>
         </w:rPr>
         <w:t xml:space="preserve">Shed lock (backup garage opener &amp; key, hot tub chemicals): 1008</w:t>
+      </w:r>
+    </w:p>
+    <w:p>
+      <w:pPr>
+        <w:numPr>
+          <w:ilvl w:val="0"/>
+          <w:numId w:val="11"/>
+        </w:numPr>
+        <w:shd w:fill="ffffff" w:val="clear"/>
+        <w:ind w:left="720" w:hanging="360"/>
+        <w:rPr>
+          <w:rFonts w:ascii="Roboto" w:cs="Roboto" w:eastAsia="Roboto" w:hAnsi="Roboto"/>
+          <w:sz w:val="24"/>
+          <w:szCs w:val="24"/>
+        </w:rPr>
+      </w:pPr>
+      <w:r>
+        <w:rPr>
+          <w:rFonts w:ascii="Roboto" w:cs="Roboto" w:eastAsia="Roboto" w:hAnsi="Roboto"/>
+          <w:sz w:val="24"/>
+          <w:szCs w:val="24"/>
+          <w:rtl w:val="0"/>
+        </w:rPr>
+        <w:t xml:space="preserve">Garage Cleaning closet lock Left side white cabinet: </w:t>
+      </w:r>
+      <w:r>
+        <w:rPr>
+          <w:rFonts w:ascii="Roboto" w:cs="Roboto" w:eastAsia="Roboto" w:hAnsi="Roboto"/>
+          <w:b w:val="1"/>
+          <w:sz w:val="24"/>
+          <w:szCs w:val="24"/>
+          <w:rtl w:val="0"/>
+        </w:rPr>
+        <w:t xml:space="preserve">299</w:t>
+      </w:r>
+      <w:r>
+        <w:rPr>
+          <w:rFonts w:ascii="Roboto" w:cs="Roboto" w:eastAsia="Roboto" w:hAnsi="Roboto"/>
+          <w:sz w:val="24"/>
+          <w:szCs w:val="24"/>
+          <w:rtl w:val="0"/>
+        </w:rPr>
+        <w:t xml:space="preserve"> (for cleaners)</w:t>
       </w:r>
     </w:p>
     <w:p>
@@ -2109,8 +1421,8 @@
         <w:spacing w:after="80" w:lineRule="auto"/>
         <w:rPr/>
       </w:pPr>
-      <w:bookmarkStart w:colFirst="0" w:colLast="0" w:name="_a93jybac0rcb" w:id="5"/>
-      <w:bookmarkEnd w:id="5"/>
+      <w:bookmarkStart w:colFirst="0" w:colLast="0" w:name="_a93jybac0rcb" w:id="4"/>
+      <w:bookmarkEnd w:id="4"/>
       <w:r>
         <w:rPr>
           <w:rtl w:val="0"/>
@@ -2369,8 +1681,8 @@
         <w:spacing w:after="80" w:lineRule="auto"/>
         <w:rPr/>
       </w:pPr>
-      <w:bookmarkStart w:colFirst="0" w:colLast="0" w:name="_ktacufr28mb9" w:id="6"/>
-      <w:bookmarkEnd w:id="6"/>
+      <w:bookmarkStart w:colFirst="0" w:colLast="0" w:name="_ktacufr28mb9" w:id="5"/>
+      <w:bookmarkEnd w:id="5"/>
       <w:r>
         <w:rPr>
           <w:rtl w:val="0"/>
@@ -2394,8 +1706,8 @@
           <w:color w:val="000000"/>
         </w:rPr>
       </w:pPr>
-      <w:bookmarkStart w:colFirst="0" w:colLast="0" w:name="_3w87iifq4mgx" w:id="7"/>
-      <w:bookmarkEnd w:id="7"/>
+      <w:bookmarkStart w:colFirst="0" w:colLast="0" w:name="_3w87iifq4mgx" w:id="6"/>
+      <w:bookmarkEnd w:id="6"/>
       <w:r>
         <w:rPr>
           <w:rtl w:val="0"/>
@@ -2426,7 +1738,7 @@
           <w:u w:val="none"/>
         </w:rPr>
       </w:pPr>
-      <w:hyperlink r:id="rId10">
+      <w:hyperlink r:id="rId7">
         <w:r>
           <w:rPr>
             <w:rFonts w:ascii="Roboto" w:cs="Roboto" w:eastAsia="Roboto" w:hAnsi="Roboto"/>
@@ -2451,8 +1763,8 @@
         <w:pStyle w:val="Heading3"/>
         <w:rPr/>
       </w:pPr>
-      <w:bookmarkStart w:colFirst="0" w:colLast="0" w:name="_i2slrhzi0uy6" w:id="8"/>
-      <w:bookmarkEnd w:id="8"/>
+      <w:bookmarkStart w:colFirst="0" w:colLast="0" w:name="_i2slrhzi0uy6" w:id="7"/>
+      <w:bookmarkEnd w:id="7"/>
       <w:r>
         <w:rPr>
           <w:rtl w:val="0"/>
@@ -2488,8 +1800,8 @@
         <w:pStyle w:val="Heading3"/>
         <w:rPr/>
       </w:pPr>
-      <w:bookmarkStart w:colFirst="0" w:colLast="0" w:name="_g6g96jpxsppc" w:id="9"/>
-      <w:bookmarkEnd w:id="9"/>
+      <w:bookmarkStart w:colFirst="0" w:colLast="0" w:name="_g6g96jpxsppc" w:id="8"/>
+      <w:bookmarkEnd w:id="8"/>
       <w:r>
         <w:rPr>
           <w:rtl w:val="0"/>
@@ -2591,8 +1903,8 @@
         <w:spacing w:after="80" w:lineRule="auto"/>
         <w:rPr/>
       </w:pPr>
-      <w:bookmarkStart w:colFirst="0" w:colLast="0" w:name="_695qoukifaj2" w:id="10"/>
-      <w:bookmarkEnd w:id="10"/>
+      <w:bookmarkStart w:colFirst="0" w:colLast="0" w:name="_695qoukifaj2" w:id="9"/>
+      <w:bookmarkEnd w:id="9"/>
       <w:r>
         <w:rPr>
           <w:rtl w:val="0"/>
@@ -2631,8 +1943,8 @@
         <w:shd w:fill="ffffff" w:val="clear"/>
         <w:rPr/>
       </w:pPr>
-      <w:bookmarkStart w:colFirst="0" w:colLast="0" w:name="_oaz9e6u6u2wj" w:id="11"/>
-      <w:bookmarkEnd w:id="11"/>
+      <w:bookmarkStart w:colFirst="0" w:colLast="0" w:name="_oaz9e6u6u2wj" w:id="10"/>
+      <w:bookmarkEnd w:id="10"/>
       <w:r>
         <w:rPr>
           <w:rtl w:val="0"/>
@@ -2647,8 +1959,8 @@
         <w:shd w:fill="ffffff" w:val="clear"/>
         <w:rPr/>
       </w:pPr>
-      <w:bookmarkStart w:colFirst="0" w:colLast="0" w:name="_kg6wb2m4a8es" w:id="12"/>
-      <w:bookmarkEnd w:id="12"/>
+      <w:bookmarkStart w:colFirst="0" w:colLast="0" w:name="_kg6wb2m4a8es" w:id="11"/>
+      <w:bookmarkEnd w:id="11"/>
       <w:r>
         <w:rPr>
           <w:rtl w:val="0"/>
@@ -2705,8 +2017,8 @@
         <w:spacing w:after="80" w:lineRule="auto"/>
         <w:rPr/>
       </w:pPr>
-      <w:bookmarkStart w:colFirst="0" w:colLast="0" w:name="_bj1uvdm5yrz" w:id="13"/>
-      <w:bookmarkEnd w:id="13"/>
+      <w:bookmarkStart w:colFirst="0" w:colLast="0" w:name="_bj1uvdm5yrz" w:id="12"/>
+      <w:bookmarkEnd w:id="12"/>
       <w:r>
         <w:rPr>
           <w:rtl w:val="0"/>
@@ -2726,8 +2038,8 @@
           <w:szCs w:val="24"/>
         </w:rPr>
       </w:pPr>
-      <w:bookmarkStart w:colFirst="0" w:colLast="0" w:name="_yyx25zg3laxg" w:id="14"/>
-      <w:bookmarkEnd w:id="14"/>
+      <w:bookmarkStart w:colFirst="0" w:colLast="0" w:name="_yyx25zg3laxg" w:id="13"/>
+      <w:bookmarkEnd w:id="13"/>
       <w:r>
         <w:rPr>
           <w:rtl w:val="0"/>
@@ -3126,8 +2438,8 @@
         <w:spacing w:after="80" w:lineRule="auto"/>
         <w:rPr/>
       </w:pPr>
-      <w:bookmarkStart w:colFirst="0" w:colLast="0" w:name="_vydmw84i02lu" w:id="15"/>
-      <w:bookmarkEnd w:id="15"/>
+      <w:bookmarkStart w:colFirst="0" w:colLast="0" w:name="_vydmw84i02lu" w:id="14"/>
+      <w:bookmarkEnd w:id="14"/>
       <w:r>
         <w:rPr>
           <w:rtl w:val="0"/>
@@ -3143,8 +2455,8 @@
         <w:spacing w:after="80" w:lineRule="auto"/>
         <w:rPr/>
       </w:pPr>
-      <w:bookmarkStart w:colFirst="0" w:colLast="0" w:name="_u7z6t1ihtjbr" w:id="16"/>
-      <w:bookmarkEnd w:id="16"/>
+      <w:bookmarkStart w:colFirst="0" w:colLast="0" w:name="_u7z6t1ihtjbr" w:id="15"/>
+      <w:bookmarkEnd w:id="15"/>
       <w:r>
         <w:rPr>
           <w:rtl w:val="0"/>
@@ -3207,8 +2519,8 @@
         <w:spacing w:after="80" w:lineRule="auto"/>
         <w:rPr/>
       </w:pPr>
-      <w:bookmarkStart w:colFirst="0" w:colLast="0" w:name="_jjhsbi8e5kcr" w:id="17"/>
-      <w:bookmarkEnd w:id="17"/>
+      <w:bookmarkStart w:colFirst="0" w:colLast="0" w:name="_jjhsbi8e5kcr" w:id="16"/>
+      <w:bookmarkEnd w:id="16"/>
       <w:r>
         <w:rPr>
           <w:rtl w:val="0"/>
@@ -3225,8 +2537,8 @@
         <w:spacing w:after="80" w:lineRule="auto"/>
         <w:rPr/>
       </w:pPr>
-      <w:bookmarkStart w:colFirst="0" w:colLast="0" w:name="_byh8attlxayt" w:id="18"/>
-      <w:bookmarkEnd w:id="18"/>
+      <w:bookmarkStart w:colFirst="0" w:colLast="0" w:name="_byh8attlxayt" w:id="17"/>
+      <w:bookmarkEnd w:id="17"/>
       <w:r>
         <w:rPr>
           <w:rtl w:val="0"/>
@@ -3242,8 +2554,8 @@
         <w:spacing w:after="80" w:lineRule="auto"/>
         <w:rPr/>
       </w:pPr>
-      <w:bookmarkStart w:colFirst="0" w:colLast="0" w:name="_uvf07ydeosw" w:id="19"/>
-      <w:bookmarkEnd w:id="19"/>
+      <w:bookmarkStart w:colFirst="0" w:colLast="0" w:name="_uvf07ydeosw" w:id="18"/>
+      <w:bookmarkEnd w:id="18"/>
       <w:r>
         <w:rPr>
           <w:rtl w:val="0"/>
@@ -3407,8 +2719,8 @@
         <w:spacing w:after="0" w:before="0" w:lineRule="auto"/>
         <w:rPr/>
       </w:pPr>
-      <w:bookmarkStart w:colFirst="0" w:colLast="0" w:name="_qb1l7w7b16jm" w:id="20"/>
-      <w:bookmarkEnd w:id="20"/>
+      <w:bookmarkStart w:colFirst="0" w:colLast="0" w:name="_qb1l7w7b16jm" w:id="19"/>
+      <w:bookmarkEnd w:id="19"/>
       <w:r>
         <w:rPr>
           <w:rtl w:val="0"/>
@@ -3424,8 +2736,8 @@
         <w:spacing w:after="0" w:before="0" w:lineRule="auto"/>
         <w:rPr/>
       </w:pPr>
-      <w:bookmarkStart w:colFirst="0" w:colLast="0" w:name="_nv8uhtvlwull" w:id="21"/>
-      <w:bookmarkEnd w:id="21"/>
+      <w:bookmarkStart w:colFirst="0" w:colLast="0" w:name="_nv8uhtvlwull" w:id="20"/>
+      <w:bookmarkEnd w:id="20"/>
       <w:r>
         <w:rPr>
           <w:rtl w:val="0"/>
@@ -3451,8 +2763,8 @@
           <w:u w:val="none"/>
         </w:rPr>
       </w:pPr>
-      <w:bookmarkStart w:colFirst="0" w:colLast="0" w:name="_nv8uhtvlwull" w:id="21"/>
-      <w:bookmarkEnd w:id="21"/>
+      <w:bookmarkStart w:colFirst="0" w:colLast="0" w:name="_nv8uhtvlwull" w:id="20"/>
+      <w:bookmarkEnd w:id="20"/>
       <w:r>
         <w:rPr>
           <w:sz w:val="20"/>
@@ -3480,8 +2792,8 @@
           <w:u w:val="none"/>
         </w:rPr>
       </w:pPr>
-      <w:bookmarkStart w:colFirst="0" w:colLast="0" w:name="_nv8uhtvlwull" w:id="21"/>
-      <w:bookmarkEnd w:id="21"/>
+      <w:bookmarkStart w:colFirst="0" w:colLast="0" w:name="_nv8uhtvlwull" w:id="20"/>
+      <w:bookmarkEnd w:id="20"/>
       <w:r>
         <w:rPr>
           <w:sz w:val="20"/>
@@ -3509,8 +2821,8 @@
           <w:u w:val="none"/>
         </w:rPr>
       </w:pPr>
-      <w:bookmarkStart w:colFirst="0" w:colLast="0" w:name="_nv8uhtvlwull" w:id="21"/>
-      <w:bookmarkEnd w:id="21"/>
+      <w:bookmarkStart w:colFirst="0" w:colLast="0" w:name="_nv8uhtvlwull" w:id="20"/>
+      <w:bookmarkEnd w:id="20"/>
       <w:r>
         <w:rPr>
           <w:sz w:val="20"/>
@@ -3538,8 +2850,8 @@
           <w:u w:val="none"/>
         </w:rPr>
       </w:pPr>
-      <w:bookmarkStart w:colFirst="0" w:colLast="0" w:name="_hfbqhfkmornq" w:id="22"/>
-      <w:bookmarkEnd w:id="22"/>
+      <w:bookmarkStart w:colFirst="0" w:colLast="0" w:name="_hfbqhfkmornq" w:id="21"/>
+      <w:bookmarkEnd w:id="21"/>
       <w:r>
         <w:rPr>
           <w:sz w:val="20"/>
@@ -3558,8 +2870,8 @@
         <w:spacing w:after="0" w:before="0" w:lineRule="auto"/>
         <w:rPr/>
       </w:pPr>
-      <w:bookmarkStart w:colFirst="0" w:colLast="0" w:name="_nv8uhtvlwull" w:id="21"/>
-      <w:bookmarkEnd w:id="21"/>
+      <w:bookmarkStart w:colFirst="0" w:colLast="0" w:name="_nv8uhtvlwull" w:id="20"/>
+      <w:bookmarkEnd w:id="20"/>
       <w:r>
         <w:rPr>
           <w:rtl w:val="0"/>
@@ -3575,8 +2887,8 @@
         <w:spacing w:after="0" w:before="0" w:lineRule="auto"/>
         <w:rPr/>
       </w:pPr>
-      <w:bookmarkStart w:colFirst="0" w:colLast="0" w:name="_w8iq5yobxypu" w:id="23"/>
-      <w:bookmarkEnd w:id="23"/>
+      <w:bookmarkStart w:colFirst="0" w:colLast="0" w:name="_w8iq5yobxypu" w:id="22"/>
+      <w:bookmarkEnd w:id="22"/>
       <w:r>
         <w:rPr>
           <w:rtl w:val="0"/>
@@ -3602,8 +2914,8 @@
           <w:u w:val="none"/>
         </w:rPr>
       </w:pPr>
-      <w:bookmarkStart w:colFirst="0" w:colLast="0" w:name="_w8iq5yobxypu" w:id="23"/>
-      <w:bookmarkEnd w:id="23"/>
+      <w:bookmarkStart w:colFirst="0" w:colLast="0" w:name="_w8iq5yobxypu" w:id="22"/>
+      <w:bookmarkEnd w:id="22"/>
       <w:r>
         <w:rPr>
           <w:sz w:val="20"/>
@@ -3631,8 +2943,8 @@
           <w:u w:val="none"/>
         </w:rPr>
       </w:pPr>
-      <w:bookmarkStart w:colFirst="0" w:colLast="0" w:name="_w8iq5yobxypu" w:id="23"/>
-      <w:bookmarkEnd w:id="23"/>
+      <w:bookmarkStart w:colFirst="0" w:colLast="0" w:name="_w8iq5yobxypu" w:id="22"/>
+      <w:bookmarkEnd w:id="22"/>
       <w:r>
         <w:rPr>
           <w:sz w:val="20"/>
@@ -3660,8 +2972,8 @@
           <w:u w:val="none"/>
         </w:rPr>
       </w:pPr>
-      <w:bookmarkStart w:colFirst="0" w:colLast="0" w:name="_w8iq5yobxypu" w:id="23"/>
-      <w:bookmarkEnd w:id="23"/>
+      <w:bookmarkStart w:colFirst="0" w:colLast="0" w:name="_w8iq5yobxypu" w:id="22"/>
+      <w:bookmarkEnd w:id="22"/>
       <w:r>
         <w:rPr>
           <w:sz w:val="20"/>
@@ -3689,8 +3001,8 @@
           <w:u w:val="none"/>
         </w:rPr>
       </w:pPr>
-      <w:bookmarkStart w:colFirst="0" w:colLast="0" w:name="_w8iq5yobxypu" w:id="23"/>
-      <w:bookmarkEnd w:id="23"/>
+      <w:bookmarkStart w:colFirst="0" w:colLast="0" w:name="_w8iq5yobxypu" w:id="22"/>
+      <w:bookmarkEnd w:id="22"/>
       <w:r>
         <w:rPr>
           <w:sz w:val="20"/>
@@ -3718,8 +3030,8 @@
           <w:u w:val="none"/>
         </w:rPr>
       </w:pPr>
-      <w:bookmarkStart w:colFirst="0" w:colLast="0" w:name="_f77zprjlig8h" w:id="24"/>
-      <w:bookmarkEnd w:id="24"/>
+      <w:bookmarkStart w:colFirst="0" w:colLast="0" w:name="_f77zprjlig8h" w:id="23"/>
+      <w:bookmarkEnd w:id="23"/>
       <w:r>
         <w:rPr>
           <w:sz w:val="20"/>
@@ -3742,8 +3054,8 @@
         <w:shd w:fill="ffffff" w:val="clear"/>
         <w:rPr/>
       </w:pPr>
-      <w:bookmarkStart w:colFirst="0" w:colLast="0" w:name="_7wi0nij06kd9" w:id="25"/>
-      <w:bookmarkEnd w:id="25"/>
+      <w:bookmarkStart w:colFirst="0" w:colLast="0" w:name="_7wi0nij06kd9" w:id="24"/>
+      <w:bookmarkEnd w:id="24"/>
       <w:r>
         <w:rPr>
           <w:rtl w:val="0"/>
@@ -3758,8 +3070,8 @@
         <w:shd w:fill="ffffff" w:val="clear"/>
         <w:rPr/>
       </w:pPr>
-      <w:bookmarkStart w:colFirst="0" w:colLast="0" w:name="_w8iq5yobxypu" w:id="23"/>
-      <w:bookmarkEnd w:id="23"/>
+      <w:bookmarkStart w:colFirst="0" w:colLast="0" w:name="_w8iq5yobxypu" w:id="22"/>
+      <w:bookmarkEnd w:id="22"/>
       <w:r>
         <w:rPr>
           <w:rtl w:val="0"/>
@@ -3785,8 +3097,8 @@
           <w:u w:val="none"/>
         </w:rPr>
       </w:pPr>
-      <w:bookmarkStart w:colFirst="0" w:colLast="0" w:name="_h24bb9we5ygf" w:id="26"/>
-      <w:bookmarkEnd w:id="26"/>
+      <w:bookmarkStart w:colFirst="0" w:colLast="0" w:name="_h24bb9we5ygf" w:id="25"/>
+      <w:bookmarkEnd w:id="25"/>
       <w:r>
         <w:rPr>
           <w:sz w:val="20"/>
@@ -3814,8 +3126,8 @@
           <w:u w:val="none"/>
         </w:rPr>
       </w:pPr>
-      <w:bookmarkStart w:colFirst="0" w:colLast="0" w:name="_h24bb9we5ygf" w:id="26"/>
-      <w:bookmarkEnd w:id="26"/>
+      <w:bookmarkStart w:colFirst="0" w:colLast="0" w:name="_h24bb9we5ygf" w:id="25"/>
+      <w:bookmarkEnd w:id="25"/>
       <w:r>
         <w:rPr>
           <w:sz w:val="20"/>
@@ -3843,8 +3155,8 @@
           <w:u w:val="none"/>
         </w:rPr>
       </w:pPr>
-      <w:bookmarkStart w:colFirst="0" w:colLast="0" w:name="_h24bb9we5ygf" w:id="26"/>
-      <w:bookmarkEnd w:id="26"/>
+      <w:bookmarkStart w:colFirst="0" w:colLast="0" w:name="_h24bb9we5ygf" w:id="25"/>
+      <w:bookmarkEnd w:id="25"/>
       <w:r>
         <w:rPr>
           <w:sz w:val="20"/>
@@ -3872,8 +3184,8 @@
           <w:u w:val="none"/>
         </w:rPr>
       </w:pPr>
-      <w:bookmarkStart w:colFirst="0" w:colLast="0" w:name="_94q0ovg6826w" w:id="27"/>
-      <w:bookmarkEnd w:id="27"/>
+      <w:bookmarkStart w:colFirst="0" w:colLast="0" w:name="_94q0ovg6826w" w:id="26"/>
+      <w:bookmarkEnd w:id="26"/>
       <w:r>
         <w:rPr>
           <w:sz w:val="20"/>
@@ -3897,8 +3209,8 @@
         <w:spacing w:after="80" w:lineRule="auto"/>
         <w:rPr/>
       </w:pPr>
-      <w:bookmarkStart w:colFirst="0" w:colLast="0" w:name="_aun4w1966yy6" w:id="28"/>
-      <w:bookmarkEnd w:id="28"/>
+      <w:bookmarkStart w:colFirst="0" w:colLast="0" w:name="_aun4w1966yy6" w:id="27"/>
+      <w:bookmarkEnd w:id="27"/>
       <w:r>
         <w:rPr>
           <w:rtl w:val="0"/>
@@ -3914,8 +3226,8 @@
         <w:spacing w:after="80" w:lineRule="auto"/>
         <w:rPr/>
       </w:pPr>
-      <w:bookmarkStart w:colFirst="0" w:colLast="0" w:name="_h5klssxqkuh0" w:id="29"/>
-      <w:bookmarkEnd w:id="29"/>
+      <w:bookmarkStart w:colFirst="0" w:colLast="0" w:name="_h5klssxqkuh0" w:id="28"/>
+      <w:bookmarkEnd w:id="28"/>
       <w:r>
         <w:rPr>
           <w:rtl w:val="0"/>
@@ -3996,7 +3308,7 @@
         </w:rPr>
         <w:t xml:space="preserve"> </w:t>
       </w:r>
-      <w:hyperlink r:id="rId11">
+      <w:hyperlink r:id="rId8">
         <w:r>
           <w:rPr>
             <w:color w:val="1155cc"/>
@@ -4026,7 +3338,7 @@
         </w:rPr>
         <w:t xml:space="preserve">Google: </w:t>
       </w:r>
-      <w:hyperlink r:id="rId12">
+      <w:hyperlink r:id="rId9">
         <w:r>
           <w:rPr>
             <w:color w:val="1155cc"/>
@@ -4110,8 +3422,8 @@
         <w:spacing w:after="240" w:before="240" w:lineRule="auto"/>
         <w:rPr/>
       </w:pPr>
-      <w:bookmarkStart w:colFirst="0" w:colLast="0" w:name="_lw07z2ttguy6" w:id="30"/>
-      <w:bookmarkEnd w:id="30"/>
+      <w:bookmarkStart w:colFirst="0" w:colLast="0" w:name="_lw07z2ttguy6" w:id="29"/>
+      <w:bookmarkEnd w:id="29"/>
       <w:r>
         <w:rPr>
           <w:rtl w:val="0"/>
@@ -4249,8 +3561,8 @@
         <w:spacing w:after="240" w:before="240" w:lineRule="auto"/>
         <w:rPr/>
       </w:pPr>
-      <w:bookmarkStart w:colFirst="0" w:colLast="0" w:name="_83ahqlwuoy7v" w:id="31"/>
-      <w:bookmarkEnd w:id="31"/>
+      <w:bookmarkStart w:colFirst="0" w:colLast="0" w:name="_83ahqlwuoy7v" w:id="30"/>
+      <w:bookmarkEnd w:id="30"/>
       <w:r>
         <w:rPr>
           <w:rtl w:val="0"/>
@@ -4981,8 +4293,8 @@
         <w:shd w:fill="ffffff" w:val="clear"/>
         <w:rPr/>
       </w:pPr>
-      <w:bookmarkStart w:colFirst="0" w:colLast="0" w:name="_n7xfxw7mnwio" w:id="32"/>
-      <w:bookmarkEnd w:id="32"/>
+      <w:bookmarkStart w:colFirst="0" w:colLast="0" w:name="_n7xfxw7mnwio" w:id="31"/>
+      <w:bookmarkEnd w:id="31"/>
       <w:r>
         <w:rPr>
           <w:rtl w:val="0"/>
@@ -5031,8 +4343,8 @@
           <w:szCs w:val="22"/>
         </w:rPr>
       </w:pPr>
-      <w:bookmarkStart w:colFirst="0" w:colLast="0" w:name="_ghsccni52t7l" w:id="33"/>
-      <w:bookmarkEnd w:id="33"/>
+      <w:bookmarkStart w:colFirst="0" w:colLast="0" w:name="_ghsccni52t7l" w:id="32"/>
+      <w:bookmarkEnd w:id="32"/>
       <w:r>
         <w:rPr>
           <w:rFonts w:ascii="Source Sans Pro" w:cs="Source Sans Pro" w:eastAsia="Source Sans Pro" w:hAnsi="Source Sans Pro"/>
@@ -6109,8 +5421,8 @@
           <w:szCs w:val="28"/>
         </w:rPr>
       </w:pPr>
-      <w:bookmarkStart w:colFirst="0" w:colLast="0" w:name="_tl8chubn7y2t" w:id="34"/>
-      <w:bookmarkEnd w:id="34"/>
+      <w:bookmarkStart w:colFirst="0" w:colLast="0" w:name="_tl8chubn7y2t" w:id="33"/>
+      <w:bookmarkEnd w:id="33"/>
       <w:r>
         <w:rPr>
           <w:rtl w:val="0"/>
@@ -8864,8 +8176,8 @@
         <w:pStyle w:val="Heading2"/>
         <w:rPr/>
       </w:pPr>
-      <w:bookmarkStart w:colFirst="0" w:colLast="0" w:name="_le2plsss058b" w:id="35"/>
-      <w:bookmarkEnd w:id="35"/>
+      <w:bookmarkStart w:colFirst="0" w:colLast="0" w:name="_le2plsss058b" w:id="34"/>
+      <w:bookmarkEnd w:id="34"/>
       <w:r>
         <w:rPr>
           <w:rtl w:val="0"/>
@@ -11649,7 +10961,7 @@
     <w:name w:val="normal"/>
   </w:style>
   <w:style w:type="table" w:styleId="TableNormal" w:default="1">
-    <w:name w:val="Table Normal"/>
+    <w:name w:val="TableNormal"/>
   </w:style>
   <w:style w:type="paragraph" w:styleId="Heading1">
     <w:name w:val="heading 1"/>
